--- a/작업일지/17주차.docx
+++ b/작업일지/17주차.docx
@@ -1,6 +1,6 @@
 
 <file path=word/document.xml><?xml version="1.0" encoding="utf-8"?>
-<w:document xmlns:wpc="http://schemas.microsoft.com/office/word/2010/wordprocessingCanvas" xmlns:mc="http://schemas.openxmlformats.org/markup-compatibility/2006" xmlns:o="urn:schemas-microsoft-com:office:office" xmlns:r="http://schemas.openxmlformats.org/officeDocument/2006/relationships" xmlns:m="http://schemas.openxmlformats.org/officeDocument/2006/math" xmlns:v="urn:schemas-microsoft-com:vml" xmlns:wp14="http://schemas.microsoft.com/office/word/2010/wordprocessingDrawing" xmlns:wp="http://schemas.openxmlformats.org/drawingml/2006/wordprocessingDrawing" xmlns:w10="urn:schemas-microsoft-com:office:word" xmlns:w="http://schemas.openxmlformats.org/wordprocessingml/2006/main" xmlns:w14="http://schemas.microsoft.com/office/word/2010/wordml" xmlns:wpg="http://schemas.microsoft.com/office/word/2010/wordprocessingGroup" xmlns:wpi="http://schemas.microsoft.com/office/word/2010/wordprocessingInk" xmlns:wne="http://schemas.microsoft.com/office/word/2006/wordml" xmlns:wps="http://schemas.microsoft.com/office/word/2010/wordprocessingShape">
+<w:document xmlns:wpc="http://schemas.microsoft.com/office/word/2010/wordprocessingCanvas" xmlns:cx="http://schemas.microsoft.com/office/drawing/2014/chartex" xmlns:cx1="http://schemas.microsoft.com/office/drawing/2015/9/8/chartex" xmlns:cx2="http://schemas.microsoft.com/office/drawing/2015/10/21/chartex" xmlns:cx3="http://schemas.microsoft.com/office/drawing/2016/5/9/chartex" xmlns:cx4="http://schemas.microsoft.com/office/drawing/2016/5/10/chartex" xmlns:cx5="http://schemas.microsoft.com/office/drawing/2016/5/11/chartex" xmlns:cx6="http://schemas.microsoft.com/office/drawing/2016/5/12/chartex" xmlns:cx7="http://schemas.microsoft.com/office/drawing/2016/5/13/chartex" xmlns:cx8="http://schemas.microsoft.com/office/drawing/2016/5/14/chartex" xmlns:mc="http://schemas.openxmlformats.org/markup-compatibility/2006" xmlns:aink="http://schemas.microsoft.com/office/drawing/2016/ink" xmlns:am3d="http://schemas.microsoft.com/office/drawing/2017/model3d" xmlns:o="urn:schemas-microsoft-com:office:office" xmlns:oel="http://schemas.microsoft.com/office/2019/extlst" xmlns:r="http://schemas.openxmlformats.org/officeDocument/2006/relationships" xmlns:m="http://schemas.openxmlformats.org/officeDocument/2006/math" xmlns:v="urn:schemas-microsoft-com:vml" xmlns:wp14="http://schemas.microsoft.com/office/word/2010/wordprocessingDrawing" xmlns:wp="http://schemas.openxmlformats.org/drawingml/2006/wordprocessingDrawing" xmlns:w10="urn:schemas-microsoft-com:office:word" xmlns:w="http://schemas.openxmlformats.org/wordprocessingml/2006/main" xmlns:w14="http://schemas.microsoft.com/office/word/2010/wordml" xmlns:w15="http://schemas.microsoft.com/office/word/2012/wordml" xmlns:w16cex="http://schemas.microsoft.com/office/word/2018/wordml/cex" xmlns:w16cid="http://schemas.microsoft.com/office/word/2016/wordml/cid" xmlns:w16="http://schemas.microsoft.com/office/word/2018/wordml" xmlns:w16du="http://schemas.microsoft.com/office/word/2023/wordml/word16du" xmlns:w16sdtdh="http://schemas.microsoft.com/office/word/2020/wordml/sdtdatahash" xmlns:w16sdtfl="http://schemas.microsoft.com/office/word/2024/wordml/sdtformatlock" xmlns:w16se="http://schemas.microsoft.com/office/word/2015/wordml/symex" xmlns:wpg="http://schemas.microsoft.com/office/word/2010/wordprocessingGroup" xmlns:wpi="http://schemas.microsoft.com/office/word/2010/wordprocessingInk" xmlns:wne="http://schemas.microsoft.com/office/word/2006/wordml" xmlns:wps="http://schemas.microsoft.com/office/word/2010/wordprocessingShape" mc:Ignorable="w14 w15 w16se w16cid w16 w16cex w16sdtdh w16sdtfl w16du wp14">
   <w:body>
     <w:tbl>
       <w:tblPr>
@@ -19,7 +19,7 @@
       </w:tblGrid>
       <w:tr>
         <w:trPr>
-          <w:trHeight w:val="888" w:hRule="atLeast"/>
+          <w:trHeight w:val="888"/>
         </w:trPr>
         <w:tc>
           <w:tcPr>
@@ -93,11 +93,6 @@
                 <w:szCs w:val="20"/>
               </w:rPr>
               <w:br/>
-            </w:r>
-            <w:r>
-              <w:rPr>
-                <w:szCs w:val="20"/>
-              </w:rPr>
               <w:t>2020184005</w:t>
             </w:r>
             <w:r>
@@ -158,7 +153,7 @@
       </w:tr>
       <w:tr>
         <w:trPr>
-          <w:trHeight w:val="648" w:hRule="atLeast"/>
+          <w:trHeight w:val="648"/>
         </w:trPr>
         <w:tc>
           <w:tcPr>
@@ -200,16 +195,7 @@
                 <w:rFonts w:hint="eastAsia"/>
                 <w:b/>
               </w:rPr>
-              <w:t>1</w:t>
-            </w:r>
-            <w:r>
-              <w:rPr>
-                <w:lang w:eastAsia="ko-KR"/>
-                <w:rFonts w:hint="eastAsia"/>
-                <w:b/>
-                <w:rtl w:val="off"/>
-              </w:rPr>
-              <w:t>7</w:t>
+              <w:t>17</w:t>
             </w:r>
           </w:p>
         </w:tc>
@@ -253,48 +239,7 @@
                 <w:rFonts w:hint="eastAsia"/>
                 <w:b/>
               </w:rPr>
-              <w:t>2025.05.</w:t>
-            </w:r>
-            <w:r>
-              <w:rPr>
-                <w:lang w:eastAsia="ko-KR"/>
-                <w:rFonts w:hint="eastAsia"/>
-                <w:b/>
-                <w:rtl w:val="off"/>
-              </w:rPr>
-              <w:t>27</w:t>
-            </w:r>
-            <w:r>
-              <w:rPr>
-                <w:rFonts w:hint="eastAsia"/>
-                <w:b/>
-              </w:rPr>
-              <w:t xml:space="preserve"> ~ 2025.0</w:t>
-            </w:r>
-            <w:r>
-              <w:rPr>
-                <w:lang w:eastAsia="ko-KR"/>
-                <w:rFonts w:hint="eastAsia"/>
-                <w:b/>
-                <w:rtl w:val="off"/>
-              </w:rPr>
-              <w:t>6</w:t>
-            </w:r>
-            <w:r>
-              <w:rPr>
-                <w:rFonts w:hint="eastAsia"/>
-                <w:b/>
-              </w:rPr>
-              <w:t>.</w:t>
-            </w:r>
-            <w:r>
-              <w:rPr>
-                <w:lang w:eastAsia="ko-KR"/>
-                <w:rFonts w:hint="eastAsia"/>
-                <w:b/>
-                <w:rtl w:val="off"/>
-              </w:rPr>
-              <w:t>02</w:t>
+              <w:t>2025.05.27 ~ 2025.06.02</w:t>
             </w:r>
           </w:p>
         </w:tc>
@@ -352,7 +297,7 @@
       </w:tr>
       <w:tr>
         <w:trPr>
-          <w:trHeight w:val="1266" w:hRule="atLeast"/>
+          <w:trHeight w:val="1266"/>
         </w:trPr>
         <w:tc>
           <w:tcPr>
@@ -387,7 +332,6 @@
             <w:pPr>
               <w:jc w:val="left"/>
               <w:rPr>
-                <w:rFonts w:hint="eastAsia"/>
                 <w:b/>
                 <w:bCs/>
               </w:rPr>
@@ -400,16 +344,21 @@
               </w:rPr>
               <w:t xml:space="preserve">최재혁: </w:t>
             </w:r>
+            <w:r>
+              <w:rPr>
+                <w:rFonts w:hint="eastAsia"/>
+                <w:b/>
+                <w:bCs/>
+              </w:rPr>
+              <w:t>넉백 시스템 및 장비 시스템</w:t>
+            </w:r>
           </w:p>
           <w:p>
             <w:pPr>
               <w:jc w:val="left"/>
               <w:rPr>
-                <w:lang w:eastAsia="ko-KR"/>
-                <w:rFonts w:hint="eastAsia"/>
                 <w:b/>
                 <w:bCs/>
-                <w:rtl w:val="off"/>
               </w:rPr>
             </w:pPr>
             <w:r>
@@ -435,17 +384,7 @@
                 <w:b/>
                 <w:bCs/>
               </w:rPr>
-              <w:t xml:space="preserve">김나현: </w:t>
-            </w:r>
-            <w:r>
-              <w:rPr>
-                <w:lang w:eastAsia="ko-KR"/>
-                <w:rFonts w:hint="eastAsia"/>
-                <w:b/>
-                <w:bCs/>
-                <w:rtl w:val="off"/>
-              </w:rPr>
-              <w:t>NPC 텍스처링 진행중</w:t>
+              <w:t>김나현: NPC 텍스처링 진행중</w:t>
             </w:r>
           </w:p>
         </w:tc>
@@ -470,43 +409,322 @@
     <w:p>
       <w:pPr>
         <w:pStyle w:val="a3"/>
-        <w:ind w:leftChars="0"/>
         <w:numPr>
           <w:ilvl w:val="0"/>
           <w:numId w:val="1"/>
         </w:numPr>
-        <w:rPr>
-          <w:b/>
-          <w:sz w:val="22"/>
-        </w:rPr>
-      </w:pPr>
-      <w:r>
-        <w:rPr>
-          <w:lang w:eastAsia="ko-KR"/>
+        <w:ind w:leftChars="0"/>
+        <w:rPr>
+          <w:b/>
+          <w:sz w:val="22"/>
+        </w:rPr>
+      </w:pPr>
+      <w:r>
+        <w:rPr>
           <w:rFonts w:hint="eastAsia"/>
           <w:bCs/>
           <w:sz w:val="22"/>
-          <w:rtl w:val="off"/>
-        </w:rPr>
-        <w:t>최재혁</w:t>
-      </w:r>
-      <w:r>
-        <w:rPr>
-          <w:rFonts w:hint="eastAsia"/>
-          <w:bCs/>
-          <w:sz w:val="22"/>
-        </w:rPr>
-        <w:t>:</w:t>
+        </w:rPr>
+        <w:t>최재혁:</w:t>
       </w:r>
     </w:p>
     <w:p>
       <w:pPr>
         <w:pStyle w:val="a3"/>
-        <w:ind w:leftChars="0"/>
+        <w:ind w:leftChars="0" w:left="720"/>
+        <w:rPr>
+          <w:b/>
+          <w:sz w:val="22"/>
+        </w:rPr>
+      </w:pPr>
+      <w:r>
+        <w:rPr>
+          <w:bCs/>
+          <w:noProof/>
+          <w:sz w:val="22"/>
+        </w:rPr>
+        <w:drawing>
+          <wp:inline distT="0" distB="0" distL="0" distR="0" wp14:anchorId="518E836B" wp14:editId="5908FFFD">
+            <wp:extent cx="4962525" cy="2962275"/>
+            <wp:effectExtent l="0" t="0" r="9525" b="9525"/>
+            <wp:docPr id="2000841255" name="그림 1"/>
+            <wp:cNvGraphicFramePr>
+              <a:graphicFrameLocks xmlns:a="http://schemas.openxmlformats.org/drawingml/2006/main" noChangeAspect="1"/>
+            </wp:cNvGraphicFramePr>
+            <a:graphic xmlns:a="http://schemas.openxmlformats.org/drawingml/2006/main">
+              <a:graphicData uri="http://schemas.openxmlformats.org/drawingml/2006/picture">
+                <pic:pic xmlns:pic="http://schemas.openxmlformats.org/drawingml/2006/picture">
+                  <pic:nvPicPr>
+                    <pic:cNvPr id="0" name="Picture 1"/>
+                    <pic:cNvPicPr>
+                      <a:picLocks noChangeAspect="1" noChangeArrowheads="1"/>
+                    </pic:cNvPicPr>
+                  </pic:nvPicPr>
+                  <pic:blipFill>
+                    <a:blip r:embed="rId5">
+                      <a:extLst>
+                        <a:ext uri="{28A0092B-C50C-407E-A947-70E740481C1C}">
+                          <a14:useLocalDpi xmlns:a14="http://schemas.microsoft.com/office/drawing/2010/main" val="0"/>
+                        </a:ext>
+                      </a:extLst>
+                    </a:blip>
+                    <a:srcRect/>
+                    <a:stretch>
+                      <a:fillRect/>
+                    </a:stretch>
+                  </pic:blipFill>
+                  <pic:spPr bwMode="auto">
+                    <a:xfrm>
+                      <a:off x="0" y="0"/>
+                      <a:ext cx="4962525" cy="2962275"/>
+                    </a:xfrm>
+                    <a:prstGeom prst="rect">
+                      <a:avLst/>
+                    </a:prstGeom>
+                    <a:noFill/>
+                    <a:ln>
+                      <a:noFill/>
+                    </a:ln>
+                  </pic:spPr>
+                </pic:pic>
+              </a:graphicData>
+            </a:graphic>
+          </wp:inline>
+        </w:drawing>
+      </w:r>
+    </w:p>
+    <w:p>
+      <w:pPr>
+        <w:pStyle w:val="a3"/>
+        <w:rPr>
+          <w:b/>
+          <w:sz w:val="22"/>
+        </w:rPr>
+      </w:pPr>
+    </w:p>
+    <w:p>
+      <w:pPr>
+        <w:pStyle w:val="a3"/>
+        <w:rPr>
+          <w:rFonts w:hint="eastAsia"/>
+          <w:b/>
+          <w:sz w:val="22"/>
+        </w:rPr>
+      </w:pPr>
+      <w:r>
+        <w:rPr>
+          <w:rFonts w:hint="eastAsia"/>
+          <w:b/>
+          <w:sz w:val="22"/>
+        </w:rPr>
+        <w:t>몬스터</w:t>
+      </w:r>
+      <w:r>
+        <w:rPr>
+          <w:b/>
+          <w:sz w:val="22"/>
+        </w:rPr>
+        <w:t xml:space="preserve"> 넉백 시스템</w:t>
+      </w:r>
+    </w:p>
+    <w:p>
+      <w:pPr>
+        <w:pStyle w:val="a3"/>
+        <w:rPr>
+          <w:b/>
+          <w:sz w:val="22"/>
+        </w:rPr>
+      </w:pPr>
+      <w:r>
+        <w:rPr>
+          <w:rFonts w:hint="eastAsia"/>
+          <w:b/>
+          <w:sz w:val="22"/>
+        </w:rPr>
+        <w:t>몬스터의</w:t>
+      </w:r>
+      <w:r>
+        <w:rPr>
+          <w:b/>
+          <w:sz w:val="22"/>
+        </w:rPr>
+        <w:t xml:space="preserve"> 위치에서, 몬스터위치벡터 - 플레이어위치벡터의 방향으로 지형에 ray cast를 시도</w:t>
+      </w:r>
+    </w:p>
+    <w:p>
+      <w:pPr>
+        <w:pStyle w:val="a3"/>
+        <w:rPr>
+          <w:b/>
+          <w:sz w:val="22"/>
+        </w:rPr>
+      </w:pPr>
+      <w:r>
+        <w:rPr>
+          <w:rFonts w:hint="eastAsia"/>
+          <w:b/>
+          <w:sz w:val="22"/>
+        </w:rPr>
+        <w:t>설정된</w:t>
+      </w:r>
+      <w:r>
+        <w:rPr>
+          <w:b/>
+          <w:sz w:val="22"/>
+        </w:rPr>
+        <w:t xml:space="preserve"> 거리만큼 또는, 지형지물에 충돌하기 직전만큼 어디까지 넉백 될 수 있나 계산</w:t>
+      </w:r>
+    </w:p>
+    <w:p>
+      <w:pPr>
+        <w:pStyle w:val="a3"/>
+        <w:rPr>
+          <w:rFonts w:hint="eastAsia"/>
+          <w:b/>
+          <w:sz w:val="22"/>
+        </w:rPr>
+      </w:pPr>
+      <w:r>
+        <w:rPr>
+          <w:rFonts w:hint="eastAsia"/>
+          <w:b/>
+          <w:sz w:val="22"/>
+        </w:rPr>
+        <w:t>이후</w:t>
+      </w:r>
+      <w:r>
+        <w:rPr>
+          <w:b/>
+          <w:sz w:val="22"/>
+        </w:rPr>
+        <w:t xml:space="preserve"> 계산된 좌표로 직선이동 해버리는 것은 곤란하니 목적지까지 지형표면을 따라 빠르게 이동시킴</w:t>
+      </w:r>
+    </w:p>
+    <w:p>
+      <w:pPr>
+        <w:pStyle w:val="a3"/>
+        <w:rPr>
+          <w:b/>
+          <w:sz w:val="22"/>
+        </w:rPr>
+      </w:pPr>
+      <w:r>
+        <w:rPr>
+          <w:rFonts w:hint="eastAsia"/>
+          <w:b/>
+          <w:sz w:val="22"/>
+        </w:rPr>
+        <w:t>무기</w:t>
+      </w:r>
+      <w:r>
+        <w:rPr>
+          <w:b/>
+          <w:sz w:val="22"/>
+        </w:rPr>
+        <w:t xml:space="preserve"> 시스템</w:t>
+      </w:r>
+    </w:p>
+    <w:p>
+      <w:pPr>
+        <w:pStyle w:val="a3"/>
+        <w:rPr>
+          <w:rFonts w:hint="eastAsia"/>
+          <w:b/>
+          <w:sz w:val="22"/>
+        </w:rPr>
+      </w:pPr>
+      <w:r>
+        <w:rPr>
+          <w:rFonts w:hint="eastAsia"/>
+          <w:b/>
+          <w:sz w:val="22"/>
+        </w:rPr>
+        <w:t>공격</w:t>
+      </w:r>
+      <w:r>
+        <w:rPr>
+          <w:b/>
+          <w:sz w:val="22"/>
+        </w:rPr>
+        <w:t xml:space="preserve"> 시 장비칸 배열을 전부 돌면서 가상함수들을 호출, 최종 적용될 데미지를 구함과 동시에 혹시 템에 특이한 옵션이 있다면 그 또한 가상함수로 호출 (예: 넉백 기능이 있는 무기)</w:t>
+      </w:r>
+    </w:p>
+    <w:p>
+      <w:pPr>
+        <w:pStyle w:val="a3"/>
+        <w:rPr>
+          <w:b/>
+          <w:sz w:val="22"/>
+        </w:rPr>
+      </w:pPr>
+      <w:r>
+        <w:rPr>
+          <w:rFonts w:hint="eastAsia"/>
+          <w:b/>
+          <w:sz w:val="22"/>
+        </w:rPr>
+        <w:t>장비</w:t>
+      </w:r>
+      <w:r>
+        <w:rPr>
+          <w:b/>
+          <w:sz w:val="22"/>
+        </w:rPr>
+        <w:t xml:space="preserve"> 동기화</w:t>
+      </w:r>
+    </w:p>
+    <w:p>
+      <w:pPr>
+        <w:pStyle w:val="a3"/>
+        <w:ind w:leftChars="0" w:left="720"/>
+        <w:rPr>
+          <w:b/>
+          <w:sz w:val="22"/>
+        </w:rPr>
+      </w:pPr>
+      <w:r>
+        <w:rPr>
+          <w:rFonts w:hint="eastAsia"/>
+          <w:b/>
+          <w:sz w:val="22"/>
+        </w:rPr>
+        <w:t>오브젝트</w:t>
+      </w:r>
+      <w:r>
+        <w:rPr>
+          <w:b/>
+          <w:sz w:val="22"/>
+        </w:rPr>
+        <w:t xml:space="preserve"> 등장 시, 가장 간단한 기본정보만 보내고 만약 이 오브젝트가 플레이어 같이 아바타, 장비정보 등 부가정보가 필요하다면 추가로 패킷을 보내서 클라이언트 간 아바타 및 장비상태</w:t>
+      </w:r>
+      <w:r>
+        <w:rPr>
+          <w:b/>
+          <w:sz w:val="22"/>
+        </w:rPr>
+        <w:lastRenderedPageBreak/>
+        <w:t>를 동기화 시킴</w:t>
+      </w:r>
+    </w:p>
+    <w:p>
+      <w:pPr>
+        <w:pStyle w:val="a3"/>
+        <w:ind w:leftChars="0" w:left="720"/>
+        <w:rPr>
+          <w:rFonts w:hint="eastAsia"/>
+          <w:b/>
+          <w:sz w:val="22"/>
+        </w:rPr>
+      </w:pPr>
+    </w:p>
+    <w:p>
+      <w:pPr>
+        <w:pStyle w:val="a3"/>
         <w:numPr>
           <w:ilvl w:val="0"/>
           <w:numId w:val="1"/>
         </w:numPr>
+        <w:ind w:leftChars="0"/>
         <w:rPr>
           <w:bCs/>
           <w:sz w:val="22"/>
@@ -523,7 +741,6 @@
     </w:p>
     <w:p>
       <w:pPr>
-        <w:ind w:leftChars="0"/>
         <w:rPr>
           <w:bCs/>
           <w:sz w:val="22"/>
@@ -533,17 +750,30 @@
     <w:p>
       <w:pPr>
         <w:pStyle w:val="a3"/>
-        <w:ind w:leftChars="0"/>
         <w:numPr>
           <w:ilvl w:val="0"/>
           <w:numId w:val="1"/>
         </w:numPr>
-        <w:rPr>
-          <w:lang w:eastAsia="ko-KR"/>
+        <w:ind w:leftChars="0"/>
+        <w:rPr>
+          <w:bCs/>
+          <w:sz w:val="22"/>
+        </w:rPr>
+      </w:pPr>
+      <w:r>
+        <w:rPr>
           <w:rFonts w:hint="eastAsia"/>
           <w:bCs/>
           <w:sz w:val="22"/>
-          <w:rtl w:val="off"/>
+        </w:rPr>
+        <w:t>김나현: NPC 모델링 unwrap 및 텍스처링 진행중</w:t>
+      </w:r>
+    </w:p>
+    <w:p>
+      <w:pPr>
+        <w:rPr>
+          <w:bCs/>
+          <w:sz w:val="22"/>
         </w:rPr>
       </w:pPr>
       <w:r>
@@ -552,85 +782,41 @@
           <w:bCs/>
           <w:sz w:val="22"/>
         </w:rPr>
-        <w:t xml:space="preserve">김나현: </w:t>
-      </w:r>
-      <w:r>
-        <w:rPr>
-          <w:lang w:eastAsia="ko-KR"/>
+        <w:tab/>
+        <w:t>- 4096*4096 hair, body, face 3장 사용</w:t>
+      </w:r>
+    </w:p>
+    <w:p>
+      <w:pPr>
+        <w:pStyle w:val="a3"/>
+        <w:ind w:leftChars="0" w:left="720"/>
+        <w:rPr>
+          <w:bCs/>
+          <w:sz w:val="22"/>
+        </w:rPr>
+      </w:pPr>
+      <w:r>
+        <w:rPr>
           <w:rFonts w:hint="eastAsia"/>
           <w:bCs/>
-          <w:sz w:val="22"/>
-          <w:rtl w:val="off"/>
-        </w:rPr>
-        <w:t>NPC 모델링 unwrap 및 텍스처링 진행중</w:t>
-      </w:r>
-    </w:p>
-    <w:p>
-      <w:pPr>
-        <w:rPr>
-          <w:lang w:eastAsia="ko-KR"/>
-          <w:rFonts w:hint="eastAsia"/>
-          <w:bCs/>
-          <w:sz w:val="22"/>
-          <w:rtl w:val="off"/>
-        </w:rPr>
-      </w:pPr>
-      <w:r>
-        <w:rPr>
-          <w:lang w:eastAsia="ko-KR"/>
-          <w:rFonts w:hint="eastAsia"/>
-          <w:bCs/>
-          <w:sz w:val="22"/>
-          <w:rtl w:val="off"/>
-        </w:rPr>
-        <w:tab/>
-      </w:r>
-      <w:r>
-        <w:rPr>
-          <w:lang w:eastAsia="ko-KR"/>
-          <w:rFonts w:hint="eastAsia"/>
-          <w:bCs/>
-          <w:sz w:val="22"/>
-          <w:rtl w:val="off"/>
-        </w:rPr>
-        <w:t>- 4096*4096 hair, body, face 3장 사용</w:t>
-      </w:r>
-    </w:p>
-    <w:p>
-      <w:pPr>
-        <w:pStyle w:val="a3"/>
-        <w:ind w:leftChars="0" w:left="720"/>
-        <w:rPr>
-          <w:lang w:eastAsia="ko-KR"/>
-          <w:rFonts w:hint="eastAsia"/>
-          <w:bCs/>
-          <w:sz w:val="22"/>
-          <w:rtl w:val="off"/>
-        </w:rPr>
-      </w:pPr>
-      <w:r>
-        <w:rPr>
-          <w:lang w:eastAsia="ko-KR"/>
-          <w:rFonts w:hint="eastAsia"/>
-          <w:bCs/>
-          <w:sz w:val="22"/>
-          <w:rtl w:val="off"/>
+          <w:noProof/>
+          <w:sz w:val="22"/>
         </w:rPr>
         <w:drawing>
-          <wp:inline distT="0" distB="0" distL="180" distR="180">
+          <wp:inline distT="0" distB="0" distL="180" distR="180" wp14:anchorId="340457E9" wp14:editId="2C50E483">
             <wp:extent cx="2112182" cy="2773212"/>
             <wp:effectExtent l="0" t="0" r="0" b="0"/>
-            <wp:docPr id="1028" name="shape1028" hidden="0"/>
+            <wp:docPr id="1028" name="shape1028"/>
             <wp:cNvGraphicFramePr/>
             <a:graphic xmlns:a="http://schemas.openxmlformats.org/drawingml/2006/main">
               <a:graphicData uri="http://schemas.openxmlformats.org/drawingml/2006/picture">
                 <pic:pic xmlns:pic="http://schemas.openxmlformats.org/drawingml/2006/picture">
                   <pic:nvPicPr>
                     <pic:cNvPr id="0" name="이미지"/>
-                    <pic:cNvPicPr preferRelativeResize="1"/>
+                    <pic:cNvPicPr/>
                   </pic:nvPicPr>
                   <pic:blipFill>
-                    <a:blip r:embed="rId1">
+                    <a:blip r:embed="rId6" cstate="print">
                       <a:extLst>
                         <a:ext uri="{28A0092B-C50C-407E-A947-70E740481C1C}">
                           <a14:useLocalDpi xmlns:a14="http://schemas.microsoft.com/office/drawing/2010/main" val="0"/>
@@ -647,7 +833,9 @@
                       <a:off x="0" y="0"/>
                       <a:ext cx="2112182" cy="2773212"/>
                     </a:xfrm>
-                    <a:prstGeom prst="rect"/>
+                    <a:prstGeom prst="rect">
+                      <a:avLst/>
+                    </a:prstGeom>
                   </pic:spPr>
                 </pic:pic>
               </a:graphicData>
@@ -657,27 +845,26 @@
       </w:r>
       <w:r>
         <w:rPr>
-          <w:lang w:eastAsia="ko-KR"/>
           <w:rFonts w:hint="eastAsia"/>
           <w:bCs/>
-          <w:sz w:val="22"/>
-          <w:rtl w:val="off"/>
+          <w:noProof/>
+          <w:sz w:val="22"/>
         </w:rPr>
         <w:drawing>
-          <wp:inline distT="0" distB="0" distL="180" distR="180">
+          <wp:inline distT="0" distB="0" distL="180" distR="180" wp14:anchorId="081DBF3F" wp14:editId="7F3195E8">
             <wp:extent cx="2241642" cy="2792736"/>
             <wp:effectExtent l="0" t="0" r="0" b="0"/>
-            <wp:docPr id="1029" name="shape1029" hidden="0"/>
+            <wp:docPr id="1029" name="shape1029"/>
             <wp:cNvGraphicFramePr/>
             <a:graphic xmlns:a="http://schemas.openxmlformats.org/drawingml/2006/main">
               <a:graphicData uri="http://schemas.openxmlformats.org/drawingml/2006/picture">
                 <pic:pic xmlns:pic="http://schemas.openxmlformats.org/drawingml/2006/picture">
                   <pic:nvPicPr>
                     <pic:cNvPr id="0" name="이미지"/>
-                    <pic:cNvPicPr preferRelativeResize="1"/>
+                    <pic:cNvPicPr/>
                   </pic:nvPicPr>
                   <pic:blipFill>
-                    <a:blip r:embed="rId2">
+                    <a:blip r:embed="rId7" cstate="print">
                       <a:extLst>
                         <a:ext uri="{28A0092B-C50C-407E-A947-70E740481C1C}">
                           <a14:useLocalDpi xmlns:a14="http://schemas.microsoft.com/office/drawing/2010/main" val="0"/>
@@ -694,7 +881,9 @@
                       <a:off x="0" y="0"/>
                       <a:ext cx="2241642" cy="2792736"/>
                     </a:xfrm>
-                    <a:prstGeom prst="rect"/>
+                    <a:prstGeom prst="rect">
+                      <a:avLst/>
+                    </a:prstGeom>
                   </pic:spPr>
                 </pic:pic>
               </a:graphicData>
@@ -704,27 +893,26 @@
       </w:r>
       <w:r>
         <w:rPr>
-          <w:lang w:eastAsia="ko-KR"/>
           <w:rFonts w:hint="eastAsia"/>
           <w:bCs/>
-          <w:sz w:val="22"/>
-          <w:rtl w:val="off"/>
+          <w:noProof/>
+          <w:sz w:val="22"/>
         </w:rPr>
         <w:drawing>
-          <wp:inline distT="0" distB="0" distL="180" distR="180">
+          <wp:inline distT="0" distB="0" distL="180" distR="180" wp14:anchorId="13825973" wp14:editId="0AAE4BE6">
             <wp:extent cx="932622" cy="2735415"/>
             <wp:effectExtent l="0" t="0" r="0" b="0"/>
-            <wp:docPr id="1030" name="shape1030" hidden="0"/>
+            <wp:docPr id="1030" name="shape1030"/>
             <wp:cNvGraphicFramePr/>
             <a:graphic xmlns:a="http://schemas.openxmlformats.org/drawingml/2006/main">
               <a:graphicData uri="http://schemas.openxmlformats.org/drawingml/2006/picture">
                 <pic:pic xmlns:pic="http://schemas.openxmlformats.org/drawingml/2006/picture">
                   <pic:nvPicPr>
                     <pic:cNvPr id="0" name="이미지"/>
-                    <pic:cNvPicPr preferRelativeResize="1"/>
+                    <pic:cNvPicPr/>
                   </pic:nvPicPr>
                   <pic:blipFill>
-                    <a:blip r:embed="rId3">
+                    <a:blip r:embed="rId8">
                       <a:extLst>
                         <a:ext uri="{28A0092B-C50C-407E-A947-70E740481C1C}">
                           <a14:useLocalDpi xmlns:a14="http://schemas.microsoft.com/office/drawing/2010/main" val="0"/>
@@ -741,7 +929,9 @@
                       <a:off x="0" y="0"/>
                       <a:ext cx="932622" cy="2735415"/>
                     </a:xfrm>
-                    <a:prstGeom prst="rect"/>
+                    <a:prstGeom prst="rect">
+                      <a:avLst/>
+                    </a:prstGeom>
                   </pic:spPr>
                 </pic:pic>
               </a:graphicData>
@@ -753,20 +943,15 @@
     <w:p>
       <w:pPr>
         <w:rPr>
-          <w:lang w:eastAsia="ko-KR"/>
+          <w:bCs/>
+          <w:sz w:val="22"/>
+        </w:rPr>
+      </w:pPr>
+      <w:r>
+        <w:rPr>
           <w:rFonts w:hint="eastAsia"/>
           <w:bCs/>
           <w:sz w:val="22"/>
-          <w:rtl w:val="off"/>
-        </w:rPr>
-      </w:pPr>
-      <w:r>
-        <w:rPr>
-          <w:lang w:eastAsia="ko-KR"/>
-          <w:rFonts w:hint="eastAsia"/>
-          <w:bCs/>
-          <w:sz w:val="22"/>
-          <w:rtl w:val="off"/>
         </w:rPr>
         <w:t xml:space="preserve">       *gouraud shading               constant shading</w:t>
       </w:r>
@@ -774,22 +959,16 @@
     <w:p>
       <w:pPr>
         <w:rPr>
-          <w:lang w:eastAsia="ko-KR"/>
-          <w:rFonts w:hint="eastAsia"/>
           <w:bCs/>
           <w:sz w:val="22"/>
-          <w:rtl w:val="off"/>
         </w:rPr>
       </w:pPr>
     </w:p>
     <w:p>
       <w:pPr>
         <w:rPr>
-          <w:lang w:eastAsia="ko-KR"/>
-          <w:rFonts w:hint="eastAsia"/>
           <w:bCs/>
           <w:sz w:val="22"/>
-          <w:rtl w:val="off"/>
         </w:rPr>
       </w:pPr>
     </w:p>
@@ -815,7 +994,7 @@
       </w:tblGrid>
       <w:tr>
         <w:trPr>
-          <w:trHeight w:val="875" w:hRule="atLeast"/>
+          <w:trHeight w:val="875"/>
         </w:trPr>
         <w:tc>
           <w:tcPr>
@@ -848,9 +1027,6 @@
           <w:p>
             <w:pPr>
               <w:jc w:val="left"/>
-              <w:rPr>
-                <w:rFonts w:hint="eastAsia"/>
-              </w:rPr>
             </w:pPr>
           </w:p>
         </w:tc>
@@ -891,7 +1067,7 @@
       </w:tr>
       <w:tr>
         <w:trPr>
-          <w:trHeight w:val="590" w:hRule="atLeast"/>
+          <w:trHeight w:val="590"/>
         </w:trPr>
         <w:tc>
           <w:tcPr>
@@ -935,17 +1111,7 @@
                 <w:b/>
                 <w:sz w:val="22"/>
               </w:rPr>
-              <w:t>1</w:t>
-            </w:r>
-            <w:r>
-              <w:rPr>
-                <w:lang w:eastAsia="ko-KR"/>
-                <w:rFonts w:hint="eastAsia"/>
-                <w:b/>
-                <w:sz w:val="22"/>
-                <w:rtl w:val="off"/>
-              </w:rPr>
-              <w:t>8</w:t>
+              <w:t>18</w:t>
             </w:r>
           </w:p>
         </w:tc>
@@ -986,71 +1152,14 @@
                 <w:rFonts w:hint="eastAsia"/>
                 <w:b/>
               </w:rPr>
-              <w:t>2025.0</w:t>
-            </w:r>
-            <w:r>
-              <w:rPr>
-                <w:lang w:eastAsia="ko-KR"/>
-                <w:rFonts w:hint="eastAsia"/>
-                <w:b/>
-                <w:rtl w:val="off"/>
-              </w:rPr>
-              <w:t>6</w:t>
-            </w:r>
-            <w:r>
-              <w:rPr>
-                <w:rFonts w:hint="eastAsia"/>
-                <w:b/>
-              </w:rPr>
-              <w:t>.</w:t>
-            </w:r>
-            <w:r>
-              <w:rPr>
-                <w:lang w:eastAsia="ko-KR"/>
-                <w:rFonts w:hint="eastAsia"/>
-                <w:b/>
-                <w:rtl w:val="off"/>
-              </w:rPr>
-              <w:t>03</w:t>
-            </w:r>
-            <w:r>
-              <w:rPr>
-                <w:rFonts w:hint="eastAsia"/>
-                <w:b/>
-              </w:rPr>
-              <w:t xml:space="preserve"> ~ 2025.0</w:t>
-            </w:r>
-            <w:r>
-              <w:rPr>
-                <w:lang w:eastAsia="ko-KR"/>
-                <w:rFonts w:hint="eastAsia"/>
-                <w:b/>
-                <w:rtl w:val="off"/>
-              </w:rPr>
-              <w:t>6</w:t>
-            </w:r>
-            <w:r>
-              <w:rPr>
-                <w:rFonts w:hint="eastAsia"/>
-                <w:b/>
-              </w:rPr>
-              <w:t>.</w:t>
-            </w:r>
-            <w:r>
-              <w:rPr>
-                <w:lang w:eastAsia="ko-KR"/>
-                <w:rFonts w:hint="eastAsia"/>
-                <w:b/>
-                <w:rtl w:val="off"/>
-              </w:rPr>
-              <w:t>09</w:t>
+              <w:t>2025.06.03 ~ 2025.06.09</w:t>
             </w:r>
           </w:p>
         </w:tc>
       </w:tr>
       <w:tr>
         <w:trPr>
-          <w:trHeight w:val="1520" w:hRule="atLeast"/>
+          <w:trHeight w:val="1520"/>
         </w:trPr>
         <w:tc>
           <w:tcPr>
@@ -1082,25 +1191,33 @@
             <w:vAlign w:val="center"/>
           </w:tcPr>
           <w:p>
-            <w:pPr>
-              <w:rPr>
+            <w:r>
+              <w:rPr>
+                <w:rFonts w:hint="eastAsia"/>
+              </w:rPr>
+              <w:t>사제 캐릭터 재리깅, NPC 캐릭터 텍스처링 완성</w:t>
+            </w:r>
+          </w:p>
+          <w:p>
+            <w:pPr>
+              <w:rPr>
+                <w:rFonts w:hint="eastAsia"/>
                 <w:szCs w:val="20"/>
               </w:rPr>
             </w:pPr>
             <w:r>
               <w:rPr>
-                <w:lang w:eastAsia="ko-KR"/>
-                <w:rFonts w:hint="eastAsia"/>
-                <w:rtl w:val="off"/>
-              </w:rPr>
-              <w:t>사제 캐릭터 재리깅, NPC 캐릭터 텍스처링 완성</w:t>
+                <w:rFonts w:hint="eastAsia"/>
+                <w:szCs w:val="20"/>
+              </w:rPr>
+              <w:t>방어구 추가</w:t>
             </w:r>
           </w:p>
         </w:tc>
       </w:tr>
       <w:tr>
         <w:trPr>
-          <w:trHeight w:val="1963" w:hRule="atLeast"/>
+          <w:trHeight w:val="1963"/>
         </w:trPr>
         <w:tc>
           <w:tcPr>
@@ -1177,12 +1294,12 @@
 </file>
 
 <file path=word/numbering.xml><?xml version="1.0" encoding="utf-8"?>
-<w:numbering xmlns:ve="http://schemas.openxmlformats.org/markup-compatibility/2006" xmlns:o="urn:schemas-microsoft-com:office:office" xmlns:r="http://schemas.openxmlformats.org/officeDocument/2006/relationships" xmlns:m="http://schemas.openxmlformats.org/officeDocument/2006/math" xmlns:v="urn:schemas-microsoft-com:vml" xmlns:wp="http://schemas.openxmlformats.org/drawingml/2006/wordprocessingDrawing" xmlns:w10="urn:schemas-microsoft-com:office:word" xmlns:w="http://schemas.openxmlformats.org/wordprocessingml/2006/main" xmlns:w14="http://schemas.microsoft.com/office/word/2010/wordml" xmlns:wne="http://schemas.microsoft.com/office/word/2006/wordml">
-  <w:abstractNum w:abstractNumId="0">
-    <w:nsid w:val="1adb6ce8"/>
+<w:numbering xmlns:wpc="http://schemas.microsoft.com/office/word/2010/wordprocessingCanvas" xmlns:cx="http://schemas.microsoft.com/office/drawing/2014/chartex" xmlns:cx1="http://schemas.microsoft.com/office/drawing/2015/9/8/chartex" xmlns:cx2="http://schemas.microsoft.com/office/drawing/2015/10/21/chartex" xmlns:cx3="http://schemas.microsoft.com/office/drawing/2016/5/9/chartex" xmlns:cx4="http://schemas.microsoft.com/office/drawing/2016/5/10/chartex" xmlns:cx5="http://schemas.microsoft.com/office/drawing/2016/5/11/chartex" xmlns:cx6="http://schemas.microsoft.com/office/drawing/2016/5/12/chartex" xmlns:cx7="http://schemas.microsoft.com/office/drawing/2016/5/13/chartex" xmlns:cx8="http://schemas.microsoft.com/office/drawing/2016/5/14/chartex" xmlns:mc="http://schemas.openxmlformats.org/markup-compatibility/2006" xmlns:aink="http://schemas.microsoft.com/office/drawing/2016/ink" xmlns:am3d="http://schemas.microsoft.com/office/drawing/2017/model3d" xmlns:o="urn:schemas-microsoft-com:office:office" xmlns:oel="http://schemas.microsoft.com/office/2019/extlst" xmlns:r="http://schemas.openxmlformats.org/officeDocument/2006/relationships" xmlns:m="http://schemas.openxmlformats.org/officeDocument/2006/math" xmlns:v="urn:schemas-microsoft-com:vml" xmlns:wp14="http://schemas.microsoft.com/office/word/2010/wordprocessingDrawing" xmlns:wp="http://schemas.openxmlformats.org/drawingml/2006/wordprocessingDrawing" xmlns:w10="urn:schemas-microsoft-com:office:word" xmlns:w="http://schemas.openxmlformats.org/wordprocessingml/2006/main" xmlns:w14="http://schemas.microsoft.com/office/word/2010/wordml" xmlns:w15="http://schemas.microsoft.com/office/word/2012/wordml" xmlns:w16cex="http://schemas.microsoft.com/office/word/2018/wordml/cex" xmlns:w16cid="http://schemas.microsoft.com/office/word/2016/wordml/cid" xmlns:w16="http://schemas.microsoft.com/office/word/2018/wordml" xmlns:w16du="http://schemas.microsoft.com/office/word/2023/wordml/word16du" xmlns:w16sdtdh="http://schemas.microsoft.com/office/word/2020/wordml/sdtdatahash" xmlns:w16sdtfl="http://schemas.microsoft.com/office/word/2024/wordml/sdtformatlock" xmlns:w16se="http://schemas.microsoft.com/office/word/2015/wordml/symex" xmlns:wpg="http://schemas.microsoft.com/office/word/2010/wordprocessingGroup" xmlns:wpi="http://schemas.microsoft.com/office/word/2010/wordprocessingInk" xmlns:wne="http://schemas.microsoft.com/office/word/2006/wordml" xmlns:wps="http://schemas.microsoft.com/office/word/2010/wordprocessingShape" mc:Ignorable="w14 w15 w16se w16cid w16 w16cex w16sdtdh w16sdtfl w16du wp14">
+  <w:abstractNum w:abstractNumId="0" w15:restartNumberingAfterBreak="0">
+    <w:nsid w:val="1ADB6CE8"/>
     <w:multiLevelType w:val="hybridMultilevel"/>
-    <w:tmpl w:val="db805f02"/>
-    <w:lvl w:ilvl="0" w:tplc="4090001">
+    <w:tmpl w:val="DB805F02"/>
+    <w:lvl w:ilvl="0" w:tplc="04090001">
       <w:start w:val="1"/>
       <w:numFmt w:val="bullet"/>
       <w:lvlText w:val=""/>
@@ -1194,7 +1311,7 @@
         <w:rFonts w:ascii="Symbol" w:hAnsi="Symbol" w:hint="default"/>
       </w:rPr>
     </w:lvl>
-    <w:lvl w:ilvl="1" w:tplc="4090003">
+    <w:lvl w:ilvl="1" w:tplc="04090003">
       <w:start w:val="1"/>
       <w:numFmt w:val="bullet"/>
       <w:lvlText w:val="o"/>
@@ -1206,7 +1323,7 @@
         <w:rFonts w:ascii="Courier New" w:hAnsi="Courier New" w:cs="Courier New" w:hint="default"/>
       </w:rPr>
     </w:lvl>
-    <w:lvl w:ilvl="2" w:tplc="4090005">
+    <w:lvl w:ilvl="2" w:tplc="04090005">
       <w:start w:val="1"/>
       <w:numFmt w:val="bullet"/>
       <w:lvlText w:val=""/>
@@ -1218,7 +1335,7 @@
         <w:rFonts w:ascii="Wingdings" w:hAnsi="Wingdings" w:hint="default"/>
       </w:rPr>
     </w:lvl>
-    <w:lvl w:ilvl="3" w:tentative="on" w:tplc="4090001">
+    <w:lvl w:ilvl="3" w:tplc="04090001" w:tentative="1">
       <w:start w:val="1"/>
       <w:numFmt w:val="bullet"/>
       <w:lvlText w:val=""/>
@@ -1230,7 +1347,7 @@
         <w:rFonts w:ascii="Symbol" w:hAnsi="Symbol" w:hint="default"/>
       </w:rPr>
     </w:lvl>
-    <w:lvl w:ilvl="4" w:tentative="on" w:tplc="4090003">
+    <w:lvl w:ilvl="4" w:tplc="04090003" w:tentative="1">
       <w:start w:val="1"/>
       <w:numFmt w:val="bullet"/>
       <w:lvlText w:val="o"/>
@@ -1242,7 +1359,7 @@
         <w:rFonts w:ascii="Courier New" w:hAnsi="Courier New" w:cs="Courier New" w:hint="default"/>
       </w:rPr>
     </w:lvl>
-    <w:lvl w:ilvl="5" w:tentative="on" w:tplc="4090005">
+    <w:lvl w:ilvl="5" w:tplc="04090005" w:tentative="1">
       <w:start w:val="1"/>
       <w:numFmt w:val="bullet"/>
       <w:lvlText w:val=""/>
@@ -1254,7 +1371,7 @@
         <w:rFonts w:ascii="Wingdings" w:hAnsi="Wingdings" w:hint="default"/>
       </w:rPr>
     </w:lvl>
-    <w:lvl w:ilvl="6" w:tentative="on" w:tplc="4090001">
+    <w:lvl w:ilvl="6" w:tplc="04090001" w:tentative="1">
       <w:start w:val="1"/>
       <w:numFmt w:val="bullet"/>
       <w:lvlText w:val=""/>
@@ -1266,7 +1383,7 @@
         <w:rFonts w:ascii="Symbol" w:hAnsi="Symbol" w:hint="default"/>
       </w:rPr>
     </w:lvl>
-    <w:lvl w:ilvl="7" w:tentative="on" w:tplc="4090003">
+    <w:lvl w:ilvl="7" w:tplc="04090003" w:tentative="1">
       <w:start w:val="1"/>
       <w:numFmt w:val="bullet"/>
       <w:lvlText w:val="o"/>
@@ -1278,7 +1395,7 @@
         <w:rFonts w:ascii="Courier New" w:hAnsi="Courier New" w:cs="Courier New" w:hint="default"/>
       </w:rPr>
     </w:lvl>
-    <w:lvl w:ilvl="8" w:tentative="on" w:tplc="4090005">
+    <w:lvl w:ilvl="8" w:tplc="04090005" w:tentative="1">
       <w:start w:val="1"/>
       <w:numFmt w:val="bullet"/>
       <w:lvlText w:val=""/>
@@ -1291,27 +1408,27 @@
       </w:rPr>
     </w:lvl>
   </w:abstractNum>
-  <w:num w:numId="1">
+  <w:num w:numId="1" w16cid:durableId="1605768624">
     <w:abstractNumId w:val="0"/>
   </w:num>
 </w:numbering>
 </file>
 
 <file path=word/styles.xml><?xml version="1.0" encoding="utf-8"?>
-<w:styles xmlns:r="http://schemas.openxmlformats.org/officeDocument/2006/relationships" xmlns:w="http://schemas.openxmlformats.org/wordprocessingml/2006/main">
+<w:styles xmlns:mc="http://schemas.openxmlformats.org/markup-compatibility/2006" xmlns:r="http://schemas.openxmlformats.org/officeDocument/2006/relationships" xmlns:w="http://schemas.openxmlformats.org/wordprocessingml/2006/main" xmlns:w14="http://schemas.microsoft.com/office/word/2010/wordml" xmlns:w15="http://schemas.microsoft.com/office/word/2012/wordml" xmlns:w16cex="http://schemas.microsoft.com/office/word/2018/wordml/cex" xmlns:w16cid="http://schemas.microsoft.com/office/word/2016/wordml/cid" xmlns:w16="http://schemas.microsoft.com/office/word/2018/wordml" xmlns:w16du="http://schemas.microsoft.com/office/word/2023/wordml/word16du" xmlns:w16sdtdh="http://schemas.microsoft.com/office/word/2020/wordml/sdtdatahash" xmlns:w16sdtfl="http://schemas.microsoft.com/office/word/2024/wordml/sdtformatlock" xmlns:w16se="http://schemas.microsoft.com/office/word/2015/wordml/symex" mc:Ignorable="w14 w15 w16se w16cid w16 w16cex w16sdtdh w16sdtfl w16du">
   <w:docDefaults>
     <w:rPrDefault>
       <w:rPr>
+        <w:rFonts w:asciiTheme="minorHAnsi" w:eastAsiaTheme="minorEastAsia" w:hAnsiTheme="minorHAnsi" w:cstheme="minorBidi"/>
+        <w:kern w:val="2"/>
+        <w:szCs w:val="22"/>
         <w:lang w:val="en-US" w:eastAsia="ko-KR" w:bidi="ar-SA"/>
-        <w:rFonts w:asciiTheme="minorHAnsi" w:eastAsiaTheme="minorEastAsia" w:hAnsiTheme="minorHAnsi" w:cstheme="minorBidi"/>
-        <w:szCs w:val="22"/>
-        <w:kern w:val="2"/>
       </w:rPr>
     </w:rPrDefault>
     <w:pPrDefault>
       <w:pPr>
+        <w:spacing w:after="160" w:line="259" w:lineRule="auto"/>
         <w:jc w:val="both"/>
-        <w:spacing w:after="160" w:line="259" w:lineRule="auto"/>
       </w:pPr>
     </w:pPrDefault>
   </w:docDefaults>
@@ -1592,10 +1709,10 @@
     <w:name w:val="Normal"/>
     <w:qFormat/>
     <w:pPr>
-      <w:autoSpaceDE w:val="off"/>
-      <w:autoSpaceDN w:val="off"/>
-      <w:widowControl w:val="off"/>
-      <w:wordWrap w:val="off"/>
+      <w:widowControl w:val="0"/>
+      <w:wordWrap w:val="0"/>
+      <w:autoSpaceDE w:val="0"/>
+      <w:autoSpaceDN w:val="0"/>
     </w:pPr>
   </w:style>
   <w:style w:type="character" w:default="1" w:styleId="a0">
@@ -1627,8 +1744,8 @@
   </w:style>
   <w:style w:type="table" w:customStyle="1" w:styleId="1">
     <w:name w:val="표 구분선1"/>
+    <w:basedOn w:val="a1"/>
     <w:uiPriority w:val="39"/>
-    <w:basedOn w:val="a1"/>
     <w:pPr>
       <w:spacing w:after="0" w:line="240" w:lineRule="auto"/>
     </w:pPr>
@@ -1645,8 +1762,8 @@
   </w:style>
   <w:style w:type="paragraph" w:styleId="a3">
     <w:name w:val="List Paragraph"/>
+    <w:basedOn w:val="a"/>
     <w:uiPriority w:val="34"/>
-    <w:basedOn w:val="a"/>
     <w:qFormat/>
     <w:pPr>
       <w:ind w:leftChars="400" w:left="800"/>
@@ -1654,43 +1771,43 @@
   </w:style>
   <w:style w:type="paragraph" w:styleId="a4">
     <w:name w:val="header"/>
-    <w:uiPriority w:val="99"/>
     <w:basedOn w:val="a"/>
     <w:link w:val="Char"/>
+    <w:uiPriority w:val="99"/>
     <w:unhideWhenUsed/>
     <w:pPr>
-      <w:snapToGrid w:val="0"/>
       <w:tabs>
         <w:tab w:val="center" w:pos="4513"/>
         <w:tab w:val="right" w:pos="9026"/>
       </w:tabs>
+      <w:snapToGrid w:val="0"/>
     </w:pPr>
   </w:style>
   <w:style w:type="character" w:customStyle="1" w:styleId="Char">
     <w:name w:val="머리글 Char"/>
-    <w:uiPriority w:val="99"/>
     <w:basedOn w:val="a0"/>
     <w:link w:val="a4"/>
+    <w:uiPriority w:val="99"/>
   </w:style>
   <w:style w:type="paragraph" w:styleId="a5">
     <w:name w:val="footer"/>
-    <w:uiPriority w:val="99"/>
     <w:basedOn w:val="a"/>
     <w:link w:val="Char0"/>
+    <w:uiPriority w:val="99"/>
     <w:unhideWhenUsed/>
     <w:pPr>
-      <w:snapToGrid w:val="0"/>
       <w:tabs>
         <w:tab w:val="center" w:pos="4513"/>
         <w:tab w:val="right" w:pos="9026"/>
       </w:tabs>
+      <w:snapToGrid w:val="0"/>
     </w:pPr>
   </w:style>
   <w:style w:type="character" w:customStyle="1" w:styleId="Char0">
     <w:name w:val="바닥글 Char"/>
-    <w:uiPriority w:val="99"/>
     <w:basedOn w:val="a0"/>
     <w:link w:val="a5"/>
+    <w:uiPriority w:val="99"/>
   </w:style>
   <w:style w:type="table" w:customStyle="1" w:styleId="2">
     <w:name w:val="표 구분선2"/>
@@ -1715,7 +1832,7 @@
     <w:unhideWhenUsed/>
     <w:rPr>
       <w:color w:val="0563C1"/>
-      <w:u w:val="single" w:color="auto"/>
+      <w:u w:val="single"/>
     </w:rPr>
   </w:style>
   <w:style w:type="character" w:customStyle="1" w:styleId="10">
@@ -1736,10 +1853,10 @@
   <a:themeElements>
     <a:clrScheme name="Office">
       <a:dk1>
-        <a:sysClr lastClr="000000" val="windowText"/>
+        <a:sysClr val="windowText" lastClr="000000"/>
       </a:dk1>
       <a:lt1>
-        <a:sysClr lastClr="FFFFFF" val="window"/>
+        <a:sysClr val="window" lastClr="FFFFFF"/>
       </a:lt1>
       <a:dk2>
         <a:srgbClr val="44546A"/>

--- a/작업일지/17주차.docx
+++ b/작업일지/17주차.docx
@@ -140,13 +140,23 @@
                 <w:szCs w:val="24"/>
               </w:rPr>
             </w:pPr>
+            <w:proofErr w:type="spellStart"/>
             <w:r>
               <w:rPr>
                 <w:rFonts w:hint="eastAsia"/>
                 <w:sz w:val="24"/>
                 <w:szCs w:val="24"/>
               </w:rPr>
-              <w:t>zl존졸작전사</w:t>
+              <w:t>zl</w:t>
+            </w:r>
+            <w:proofErr w:type="spellEnd"/>
+            <w:r>
+              <w:rPr>
+                <w:rFonts w:hint="eastAsia"/>
+                <w:sz w:val="24"/>
+                <w:szCs w:val="24"/>
+              </w:rPr>
+              <w:t>존졸작전사</w:t>
             </w:r>
           </w:p>
         </w:tc>
@@ -369,6 +379,22 @@
               </w:rPr>
               <w:t xml:space="preserve">김도엽: </w:t>
             </w:r>
+            <w:r>
+              <w:rPr>
+                <w:rFonts w:hint="eastAsia"/>
+                <w:b/>
+                <w:bCs/>
+              </w:rPr>
+              <w:t xml:space="preserve">3D </w:t>
+            </w:r>
+            <w:r>
+              <w:rPr>
+                <w:rFonts w:hint="eastAsia"/>
+                <w:b/>
+                <w:bCs/>
+              </w:rPr>
+              <w:t>미니맵 프로토타이핑</w:t>
+            </w:r>
           </w:p>
           <w:p>
             <w:pPr>
@@ -408,7 +434,7 @@
     </w:p>
     <w:p>
       <w:pPr>
-        <w:pStyle w:val="a3"/>
+        <w:pStyle w:val="ListParagraph"/>
         <w:numPr>
           <w:ilvl w:val="0"/>
           <w:numId w:val="1"/>
@@ -430,7 +456,7 @@
     </w:p>
     <w:p>
       <w:pPr>
-        <w:pStyle w:val="a3"/>
+        <w:pStyle w:val="ListParagraph"/>
         <w:ind w:leftChars="0" w:left="720"/>
         <w:rPr>
           <w:b/>
@@ -495,21 +521,44 @@
     </w:p>
     <w:p>
       <w:pPr>
-        <w:pStyle w:val="a3"/>
-        <w:rPr>
-          <w:b/>
-          <w:sz w:val="22"/>
-        </w:rPr>
-      </w:pPr>
-    </w:p>
-    <w:p>
-      <w:pPr>
-        <w:pStyle w:val="a3"/>
+        <w:pStyle w:val="ListParagraph"/>
+        <w:rPr>
+          <w:b/>
+          <w:sz w:val="22"/>
+        </w:rPr>
+      </w:pPr>
+    </w:p>
+    <w:p>
+      <w:pPr>
+        <w:pStyle w:val="ListParagraph"/>
+        <w:rPr>
+          <w:b/>
+          <w:sz w:val="22"/>
+        </w:rPr>
+      </w:pPr>
+      <w:r>
         <w:rPr>
           <w:rFonts w:hint="eastAsia"/>
           <w:b/>
           <w:sz w:val="22"/>
         </w:rPr>
+        <w:t>몬스터</w:t>
+      </w:r>
+      <w:r>
+        <w:rPr>
+          <w:b/>
+          <w:sz w:val="22"/>
+        </w:rPr>
+        <w:t xml:space="preserve"> 넉백 시스템</w:t>
+      </w:r>
+    </w:p>
+    <w:p>
+      <w:pPr>
+        <w:pStyle w:val="ListParagraph"/>
+        <w:rPr>
+          <w:b/>
+          <w:sz w:val="22"/>
+        </w:rPr>
       </w:pPr>
       <w:r>
         <w:rPr>
@@ -517,19 +566,19 @@
           <w:b/>
           <w:sz w:val="22"/>
         </w:rPr>
-        <w:t>몬스터</w:t>
-      </w:r>
-      <w:r>
-        <w:rPr>
-          <w:b/>
-          <w:sz w:val="22"/>
-        </w:rPr>
-        <w:t xml:space="preserve"> 넉백 시스템</w:t>
-      </w:r>
-    </w:p>
-    <w:p>
-      <w:pPr>
-        <w:pStyle w:val="a3"/>
+        <w:t>몬스터의</w:t>
+      </w:r>
+      <w:r>
+        <w:rPr>
+          <w:b/>
+          <w:sz w:val="22"/>
+        </w:rPr>
+        <w:t xml:space="preserve"> 위치에서, 몬스터위치벡터 - 플레이어위치벡터의 방향으로 지형에 ray cast를 시도</w:t>
+      </w:r>
+    </w:p>
+    <w:p>
+      <w:pPr>
+        <w:pStyle w:val="ListParagraph"/>
         <w:rPr>
           <w:b/>
           <w:sz w:val="22"/>
@@ -541,19 +590,19 @@
           <w:b/>
           <w:sz w:val="22"/>
         </w:rPr>
-        <w:t>몬스터의</w:t>
-      </w:r>
-      <w:r>
-        <w:rPr>
-          <w:b/>
-          <w:sz w:val="22"/>
-        </w:rPr>
-        <w:t xml:space="preserve"> 위치에서, 몬스터위치벡터 - 플레이어위치벡터의 방향으로 지형에 ray cast를 시도</w:t>
-      </w:r>
-    </w:p>
-    <w:p>
-      <w:pPr>
-        <w:pStyle w:val="a3"/>
+        <w:t>설정된</w:t>
+      </w:r>
+      <w:r>
+        <w:rPr>
+          <w:b/>
+          <w:sz w:val="22"/>
+        </w:rPr>
+        <w:t xml:space="preserve"> 거리만큼 또는, 지형지물에 충돌하기 직전만큼 어디까지 넉백 될 수 있나 계산</w:t>
+      </w:r>
+    </w:p>
+    <w:p>
+      <w:pPr>
+        <w:pStyle w:val="ListParagraph"/>
         <w:rPr>
           <w:b/>
           <w:sz w:val="22"/>
@@ -565,24 +614,47 @@
           <w:b/>
           <w:sz w:val="22"/>
         </w:rPr>
-        <w:t>설정된</w:t>
-      </w:r>
-      <w:r>
-        <w:rPr>
-          <w:b/>
-          <w:sz w:val="22"/>
-        </w:rPr>
-        <w:t xml:space="preserve"> 거리만큼 또는, 지형지물에 충돌하기 직전만큼 어디까지 넉백 될 수 있나 계산</w:t>
-      </w:r>
-    </w:p>
-    <w:p>
-      <w:pPr>
-        <w:pStyle w:val="a3"/>
+        <w:t>이후</w:t>
+      </w:r>
+      <w:r>
+        <w:rPr>
+          <w:b/>
+          <w:sz w:val="22"/>
+        </w:rPr>
+        <w:t xml:space="preserve"> 계산된 좌표로 직선이동 해버리는 것은 곤란하니 목적지까지 지형표면을 따라 빠르게 이동시킴</w:t>
+      </w:r>
+    </w:p>
+    <w:p>
+      <w:pPr>
+        <w:pStyle w:val="ListParagraph"/>
+        <w:rPr>
+          <w:b/>
+          <w:sz w:val="22"/>
+        </w:rPr>
+      </w:pPr>
+      <w:r>
         <w:rPr>
           <w:rFonts w:hint="eastAsia"/>
           <w:b/>
           <w:sz w:val="22"/>
         </w:rPr>
+        <w:t>무기</w:t>
+      </w:r>
+      <w:r>
+        <w:rPr>
+          <w:b/>
+          <w:sz w:val="22"/>
+        </w:rPr>
+        <w:t xml:space="preserve"> 시스템</w:t>
+      </w:r>
+    </w:p>
+    <w:p>
+      <w:pPr>
+        <w:pStyle w:val="ListParagraph"/>
+        <w:rPr>
+          <w:b/>
+          <w:sz w:val="22"/>
+        </w:rPr>
       </w:pPr>
       <w:r>
         <w:rPr>
@@ -590,19 +662,19 @@
           <w:b/>
           <w:sz w:val="22"/>
         </w:rPr>
-        <w:t>이후</w:t>
-      </w:r>
-      <w:r>
-        <w:rPr>
-          <w:b/>
-          <w:sz w:val="22"/>
-        </w:rPr>
-        <w:t xml:space="preserve"> 계산된 좌표로 직선이동 해버리는 것은 곤란하니 목적지까지 지형표면을 따라 빠르게 이동시킴</w:t>
-      </w:r>
-    </w:p>
-    <w:p>
-      <w:pPr>
-        <w:pStyle w:val="a3"/>
+        <w:t>공격</w:t>
+      </w:r>
+      <w:r>
+        <w:rPr>
+          <w:b/>
+          <w:sz w:val="22"/>
+        </w:rPr>
+        <w:t xml:space="preserve"> 시 장비칸 배열을 전부 돌면서 가상함수들을 호출, 최종 적용될 데미지를 구함과 동시에 혹시 템에 특이한 옵션이 있다면 그 또한 가상함수로 호출 (예: 넉백 기능이 있는 무기)</w:t>
+      </w:r>
+    </w:p>
+    <w:p>
+      <w:pPr>
+        <w:pStyle w:val="ListParagraph"/>
         <w:rPr>
           <w:b/>
           <w:sz w:val="22"/>
@@ -614,55 +686,6 @@
           <w:b/>
           <w:sz w:val="22"/>
         </w:rPr>
-        <w:t>무기</w:t>
-      </w:r>
-      <w:r>
-        <w:rPr>
-          <w:b/>
-          <w:sz w:val="22"/>
-        </w:rPr>
-        <w:t xml:space="preserve"> 시스템</w:t>
-      </w:r>
-    </w:p>
-    <w:p>
-      <w:pPr>
-        <w:pStyle w:val="a3"/>
-        <w:rPr>
-          <w:rFonts w:hint="eastAsia"/>
-          <w:b/>
-          <w:sz w:val="22"/>
-        </w:rPr>
-      </w:pPr>
-      <w:r>
-        <w:rPr>
-          <w:rFonts w:hint="eastAsia"/>
-          <w:b/>
-          <w:sz w:val="22"/>
-        </w:rPr>
-        <w:t>공격</w:t>
-      </w:r>
-      <w:r>
-        <w:rPr>
-          <w:b/>
-          <w:sz w:val="22"/>
-        </w:rPr>
-        <w:t xml:space="preserve"> 시 장비칸 배열을 전부 돌면서 가상함수들을 호출, 최종 적용될 데미지를 구함과 동시에 혹시 템에 특이한 옵션이 있다면 그 또한 가상함수로 호출 (예: 넉백 기능이 있는 무기)</w:t>
-      </w:r>
-    </w:p>
-    <w:p>
-      <w:pPr>
-        <w:pStyle w:val="a3"/>
-        <w:rPr>
-          <w:b/>
-          <w:sz w:val="22"/>
-        </w:rPr>
-      </w:pPr>
-      <w:r>
-        <w:rPr>
-          <w:rFonts w:hint="eastAsia"/>
-          <w:b/>
-          <w:sz w:val="22"/>
-        </w:rPr>
         <w:t>장비</w:t>
       </w:r>
       <w:r>
@@ -675,7 +698,7 @@
     </w:p>
     <w:p>
       <w:pPr>
-        <w:pStyle w:val="a3"/>
+        <w:pStyle w:val="ListParagraph"/>
         <w:ind w:leftChars="0" w:left="720"/>
         <w:rPr>
           <w:b/>
@@ -708,18 +731,17 @@
     </w:p>
     <w:p>
       <w:pPr>
-        <w:pStyle w:val="a3"/>
+        <w:pStyle w:val="ListParagraph"/>
         <w:ind w:leftChars="0" w:left="720"/>
         <w:rPr>
-          <w:rFonts w:hint="eastAsia"/>
-          <w:b/>
-          <w:sz w:val="22"/>
-        </w:rPr>
-      </w:pPr>
-    </w:p>
-    <w:p>
-      <w:pPr>
-        <w:pStyle w:val="a3"/>
+          <w:b/>
+          <w:sz w:val="22"/>
+        </w:rPr>
+      </w:pPr>
+    </w:p>
+    <w:p>
+      <w:pPr>
+        <w:pStyle w:val="ListParagraph"/>
         <w:numPr>
           <w:ilvl w:val="0"/>
           <w:numId w:val="1"/>
@@ -741,15 +763,160 @@
     </w:p>
     <w:p>
       <w:pPr>
-        <w:rPr>
-          <w:bCs/>
-          <w:sz w:val="22"/>
-        </w:rPr>
-      </w:pPr>
-    </w:p>
-    <w:p>
-      <w:pPr>
-        <w:pStyle w:val="a3"/>
+        <w:pStyle w:val="ListParagraph"/>
+        <w:numPr>
+          <w:ilvl w:val="1"/>
+          <w:numId w:val="1"/>
+        </w:numPr>
+        <w:ind w:leftChars="0"/>
+        <w:rPr>
+          <w:bCs/>
+          <w:sz w:val="22"/>
+        </w:rPr>
+      </w:pPr>
+      <w:r>
+        <w:rPr>
+          <w:rFonts w:hint="eastAsia"/>
+          <w:bCs/>
+          <w:sz w:val="22"/>
+        </w:rPr>
+        <w:t>Render to Texture 방식을 이용한</w:t>
+      </w:r>
+      <w:r>
+        <w:rPr>
+          <w:rFonts w:hint="eastAsia"/>
+          <w:bCs/>
+          <w:sz w:val="22"/>
+        </w:rPr>
+        <w:t xml:space="preserve"> 3D</w:t>
+      </w:r>
+      <w:r>
+        <w:rPr>
+          <w:rFonts w:hint="eastAsia"/>
+          <w:bCs/>
+          <w:sz w:val="22"/>
+        </w:rPr>
+        <w:t xml:space="preserve"> 미니맵 렌더링 프로토타이핑</w:t>
+      </w:r>
+    </w:p>
+    <w:p>
+      <w:pPr>
+        <w:pStyle w:val="ListParagraph"/>
+        <w:numPr>
+          <w:ilvl w:val="1"/>
+          <w:numId w:val="1"/>
+        </w:numPr>
+        <w:ind w:leftChars="0"/>
+        <w:rPr>
+          <w:bCs/>
+          <w:sz w:val="22"/>
+        </w:rPr>
+      </w:pPr>
+      <w:r>
+        <w:rPr>
+          <w:rFonts w:hint="eastAsia"/>
+          <w:bCs/>
+          <w:sz w:val="22"/>
+        </w:rPr>
+        <w:t>장면 렌더 이전에 지형에 대한 원경을 별도의 렌더 타겟으로 지정하여 렌더한 후, 이후 이 렌더 타겟을 쉐이더 리소스 뷰로 활용함으로써 유저 인터페이스 렌더링 단계에서 미니맵에 렌더링 되도록 함</w:t>
+      </w:r>
+    </w:p>
+    <w:p>
+      <w:pPr>
+        <w:pStyle w:val="ListParagraph"/>
+        <w:numPr>
+          <w:ilvl w:val="1"/>
+          <w:numId w:val="1"/>
+        </w:numPr>
+        <w:ind w:leftChars="0"/>
+        <w:rPr>
+          <w:bCs/>
+          <w:sz w:val="22"/>
+        </w:rPr>
+      </w:pPr>
+      <w:r>
+        <w:rPr>
+          <w:rFonts w:hint="eastAsia"/>
+          <w:bCs/>
+          <w:sz w:val="22"/>
+        </w:rPr>
+        <w:t>카메라가 회전됨에 따라 미니맵의 시야 방향이 달라지도록 렌더링</w:t>
+      </w:r>
+    </w:p>
+    <w:p>
+      <w:pPr>
+        <w:pStyle w:val="ListParagraph"/>
+        <w:numPr>
+          <w:ilvl w:val="1"/>
+          <w:numId w:val="1"/>
+        </w:numPr>
+        <w:ind w:leftChars="0"/>
+        <w:rPr>
+          <w:bCs/>
+          <w:sz w:val="22"/>
+        </w:rPr>
+      </w:pPr>
+      <w:r>
+        <w:object w:dxaOrig="14886" w:dyaOrig="10660" w14:anchorId="3D7EFA02">
+          <v:shapetype id="_x0000_t75" coordsize="21600,21600" o:spt="75" o:preferrelative="t" path="m@4@5l@4@11@9@11@9@5xe" filled="f" stroked="f">
+            <v:stroke joinstyle="miter"/>
+            <v:formulas>
+              <v:f eqn="if lineDrawn pixelLineWidth 0"/>
+              <v:f eqn="sum @0 1 0"/>
+              <v:f eqn="sum 0 0 @1"/>
+              <v:f eqn="prod @2 1 2"/>
+              <v:f eqn="prod @3 21600 pixelWidth"/>
+              <v:f eqn="prod @3 21600 pixelHeight"/>
+              <v:f eqn="sum @0 0 1"/>
+              <v:f eqn="prod @6 1 2"/>
+              <v:f eqn="prod @7 21600 pixelWidth"/>
+              <v:f eqn="sum @8 21600 0"/>
+              <v:f eqn="prod @7 21600 pixelHeight"/>
+              <v:f eqn="sum @10 21600 0"/>
+            </v:formulas>
+            <v:path o:extrusionok="f" gradientshapeok="t" o:connecttype="rect"/>
+            <o:lock v:ext="edit" aspectratio="t"/>
+          </v:shapetype>
+          <v:shape id="_x0000_i1029" type="#_x0000_t75" style="width:288.75pt;height:207pt" o:ole="">
+            <v:imagedata r:id="rId6" o:title=""/>
+          </v:shape>
+          <o:OLEObject Type="Embed" ProgID="Unknown" ShapeID="_x0000_i1029" DrawAspect="Content" ObjectID="_1810648710" r:id="rId7"/>
+        </w:object>
+      </w:r>
+    </w:p>
+    <w:p>
+      <w:pPr>
+        <w:pStyle w:val="ListParagraph"/>
+        <w:numPr>
+          <w:ilvl w:val="1"/>
+          <w:numId w:val="1"/>
+        </w:numPr>
+        <w:ind w:leftChars="0"/>
+        <w:rPr>
+          <w:bCs/>
+          <w:sz w:val="22"/>
+        </w:rPr>
+      </w:pPr>
+      <w:r>
+        <w:object w:dxaOrig="14886" w:dyaOrig="10660" w14:anchorId="38893206">
+          <v:shape id="_x0000_i1026" type="#_x0000_t75" style="width:289.5pt;height:207pt" o:ole="">
+            <v:imagedata r:id="rId8" o:title=""/>
+          </v:shape>
+          <o:OLEObject Type="Embed" ProgID="Unknown" ShapeID="_x0000_i1026" DrawAspect="Content" ObjectID="_1810648711" r:id="rId9"/>
+        </w:object>
+      </w:r>
+    </w:p>
+    <w:p>
+      <w:pPr>
+        <w:rPr>
+          <w:bCs/>
+          <w:sz w:val="22"/>
+        </w:rPr>
+      </w:pPr>
+    </w:p>
+    <w:p>
+      <w:pPr>
+        <w:pStyle w:val="ListParagraph"/>
         <w:numPr>
           <w:ilvl w:val="0"/>
           <w:numId w:val="1"/>
@@ -788,7 +955,7 @@
     </w:p>
     <w:p>
       <w:pPr>
-        <w:pStyle w:val="a3"/>
+        <w:pStyle w:val="ListParagraph"/>
         <w:ind w:leftChars="0" w:left="720"/>
         <w:rPr>
           <w:bCs/>
@@ -802,6 +969,7 @@
           <w:noProof/>
           <w:sz w:val="22"/>
         </w:rPr>
+        <w:lastRenderedPageBreak/>
         <w:drawing>
           <wp:inline distT="0" distB="0" distL="180" distR="180" wp14:anchorId="340457E9" wp14:editId="2C50E483">
             <wp:extent cx="2112182" cy="2773212"/>
@@ -816,7 +984,7 @@
                     <pic:cNvPicPr/>
                   </pic:nvPicPr>
                   <pic:blipFill>
-                    <a:blip r:embed="rId6" cstate="print">
+                    <a:blip r:embed="rId10" cstate="print">
                       <a:extLst>
                         <a:ext uri="{28A0092B-C50C-407E-A947-70E740481C1C}">
                           <a14:useLocalDpi xmlns:a14="http://schemas.microsoft.com/office/drawing/2010/main" val="0"/>
@@ -851,7 +1019,7 @@
           <w:sz w:val="22"/>
         </w:rPr>
         <w:drawing>
-          <wp:inline distT="0" distB="0" distL="180" distR="180" wp14:anchorId="081DBF3F" wp14:editId="7F3195E8">
+          <wp:inline distT="0" distB="0" distL="180" distR="180" wp14:anchorId="081DBF3F" wp14:editId="3DF300BF">
             <wp:extent cx="2241642" cy="2792736"/>
             <wp:effectExtent l="0" t="0" r="0" b="0"/>
             <wp:docPr id="1029" name="shape1029"/>
@@ -864,7 +1032,7 @@
                     <pic:cNvPicPr/>
                   </pic:nvPicPr>
                   <pic:blipFill>
-                    <a:blip r:embed="rId7" cstate="print">
+                    <a:blip r:embed="rId11" cstate="print">
                       <a:extLst>
                         <a:ext uri="{28A0092B-C50C-407E-A947-70E740481C1C}">
                           <a14:useLocalDpi xmlns:a14="http://schemas.microsoft.com/office/drawing/2010/main" val="0"/>
@@ -912,7 +1080,7 @@
                     <pic:cNvPicPr/>
                   </pic:nvPicPr>
                   <pic:blipFill>
-                    <a:blip r:embed="rId8">
+                    <a:blip r:embed="rId12">
                       <a:extLst>
                         <a:ext uri="{28A0092B-C50C-407E-A947-70E740481C1C}">
                           <a14:useLocalDpi xmlns:a14="http://schemas.microsoft.com/office/drawing/2010/main" val="0"/>
@@ -953,7 +1121,27 @@
           <w:bCs/>
           <w:sz w:val="22"/>
         </w:rPr>
-        <w:t xml:space="preserve">       *gouraud shading               constant shading</w:t>
+        <w:t xml:space="preserve">       *</w:t>
+      </w:r>
+      <w:proofErr w:type="spellStart"/>
+      <w:proofErr w:type="gramStart"/>
+      <w:r>
+        <w:rPr>
+          <w:rFonts w:hint="eastAsia"/>
+          <w:bCs/>
+          <w:sz w:val="22"/>
+        </w:rPr>
+        <w:t>gouraud</w:t>
+      </w:r>
+      <w:proofErr w:type="spellEnd"/>
+      <w:proofErr w:type="gramEnd"/>
+      <w:r>
+        <w:rPr>
+          <w:rFonts w:hint="eastAsia"/>
+          <w:bCs/>
+          <w:sz w:val="22"/>
+        </w:rPr>
+        <w:t xml:space="preserve"> shading               constant shading</w:t>
       </w:r>
     </w:p>
     <w:p>
@@ -1201,7 +1389,6 @@
           <w:p>
             <w:pPr>
               <w:rPr>
-                <w:rFonts w:hint="eastAsia"/>
                 <w:szCs w:val="20"/>
               </w:rPr>
             </w:pPr>
@@ -1211,6 +1398,13 @@
                 <w:szCs w:val="20"/>
               </w:rPr>
               <w:t>방어구 추가</w:t>
+            </w:r>
+            <w:r>
+              <w:rPr>
+                <w:rFonts w:hint="eastAsia"/>
+                <w:szCs w:val="20"/>
+              </w:rPr>
+              <w:t>, 스텐실 버퍼를 이용한 디퍼드 렌더링 패스 다형성</w:t>
             </w:r>
           </w:p>
         </w:tc>
@@ -1705,7 +1899,7 @@
     <w:lsdException w:name="Unresolved Mention" w:semiHidden="1" w:unhideWhenUsed="1"/>
     <w:lsdException w:name="Smart Link" w:semiHidden="1" w:unhideWhenUsed="1"/>
   </w:latentStyles>
-  <w:style w:type="paragraph" w:default="1" w:styleId="a">
+  <w:style w:type="paragraph" w:default="1" w:styleId="Normal">
     <w:name w:val="Normal"/>
     <w:qFormat/>
     <w:pPr>
@@ -1715,13 +1909,13 @@
       <w:autoSpaceDN w:val="0"/>
     </w:pPr>
   </w:style>
-  <w:style w:type="character" w:default="1" w:styleId="a0">
+  <w:style w:type="character" w:default="1" w:styleId="DefaultParagraphFont">
     <w:name w:val="Default Paragraph Font"/>
     <w:uiPriority w:val="1"/>
     <w:semiHidden/>
     <w:unhideWhenUsed/>
   </w:style>
-  <w:style w:type="table" w:default="1" w:styleId="a1">
+  <w:style w:type="table" w:default="1" w:styleId="TableNormal">
     <w:name w:val="Normal Table"/>
     <w:uiPriority w:val="99"/>
     <w:semiHidden/>
@@ -1736,7 +1930,7 @@
       </w:tblCellMar>
     </w:tblPr>
   </w:style>
-  <w:style w:type="numbering" w:default="1" w:styleId="a2">
+  <w:style w:type="numbering" w:default="1" w:styleId="NoList">
     <w:name w:val="No List"/>
     <w:uiPriority w:val="99"/>
     <w:semiHidden/>
@@ -1744,7 +1938,7 @@
   </w:style>
   <w:style w:type="table" w:customStyle="1" w:styleId="1">
     <w:name w:val="표 구분선1"/>
-    <w:basedOn w:val="a1"/>
+    <w:basedOn w:val="TableNormal"/>
     <w:uiPriority w:val="39"/>
     <w:pPr>
       <w:spacing w:after="0" w:line="240" w:lineRule="auto"/>
@@ -1760,19 +1954,19 @@
       </w:tblBorders>
     </w:tblPr>
   </w:style>
-  <w:style w:type="paragraph" w:styleId="a3">
+  <w:style w:type="paragraph" w:styleId="ListParagraph">
     <w:name w:val="List Paragraph"/>
-    <w:basedOn w:val="a"/>
+    <w:basedOn w:val="Normal"/>
     <w:uiPriority w:val="34"/>
     <w:qFormat/>
     <w:pPr>
       <w:ind w:leftChars="400" w:left="800"/>
     </w:pPr>
   </w:style>
-  <w:style w:type="paragraph" w:styleId="a4">
+  <w:style w:type="paragraph" w:styleId="Header">
     <w:name w:val="header"/>
-    <w:basedOn w:val="a"/>
-    <w:link w:val="Char"/>
+    <w:basedOn w:val="Normal"/>
+    <w:link w:val="HeaderChar"/>
     <w:uiPriority w:val="99"/>
     <w:unhideWhenUsed/>
     <w:pPr>
@@ -1783,16 +1977,16 @@
       <w:snapToGrid w:val="0"/>
     </w:pPr>
   </w:style>
-  <w:style w:type="character" w:customStyle="1" w:styleId="Char">
-    <w:name w:val="머리글 Char"/>
-    <w:basedOn w:val="a0"/>
-    <w:link w:val="a4"/>
+  <w:style w:type="character" w:customStyle="1" w:styleId="HeaderChar">
+    <w:name w:val="Header Char"/>
+    <w:basedOn w:val="DefaultParagraphFont"/>
+    <w:link w:val="Header"/>
     <w:uiPriority w:val="99"/>
   </w:style>
-  <w:style w:type="paragraph" w:styleId="a5">
+  <w:style w:type="paragraph" w:styleId="Footer">
     <w:name w:val="footer"/>
-    <w:basedOn w:val="a"/>
-    <w:link w:val="Char0"/>
+    <w:basedOn w:val="Normal"/>
+    <w:link w:val="FooterChar"/>
     <w:uiPriority w:val="99"/>
     <w:unhideWhenUsed/>
     <w:pPr>
@@ -1803,15 +1997,15 @@
       <w:snapToGrid w:val="0"/>
     </w:pPr>
   </w:style>
-  <w:style w:type="character" w:customStyle="1" w:styleId="Char0">
-    <w:name w:val="바닥글 Char"/>
-    <w:basedOn w:val="a0"/>
-    <w:link w:val="a5"/>
+  <w:style w:type="character" w:customStyle="1" w:styleId="FooterChar">
+    <w:name w:val="Footer Char"/>
+    <w:basedOn w:val="DefaultParagraphFont"/>
+    <w:link w:val="Footer"/>
     <w:uiPriority w:val="99"/>
   </w:style>
   <w:style w:type="table" w:customStyle="1" w:styleId="2">
     <w:name w:val="표 구분선2"/>
-    <w:basedOn w:val="a1"/>
+    <w:basedOn w:val="TableNormal"/>
     <w:pPr>
       <w:spacing w:after="0" w:line="240" w:lineRule="auto"/>
     </w:pPr>
@@ -1826,9 +2020,9 @@
       </w:tblBorders>
     </w:tblPr>
   </w:style>
-  <w:style w:type="character" w:styleId="a6">
+  <w:style w:type="character" w:styleId="Hyperlink">
     <w:name w:val="Hyperlink"/>
-    <w:basedOn w:val="a0"/>
+    <w:basedOn w:val="DefaultParagraphFont"/>
     <w:unhideWhenUsed/>
     <w:rPr>
       <w:color w:val="0563C1"/>
@@ -1837,7 +2031,7 @@
   </w:style>
   <w:style w:type="character" w:customStyle="1" w:styleId="10">
     <w:name w:val="확인되지 않은 멘션1"/>
-    <w:basedOn w:val="a0"/>
+    <w:basedOn w:val="DefaultParagraphFont"/>
     <w:semiHidden/>
     <w:unhideWhenUsed/>
     <w:rPr>
